--- a/backend/data/corpus/DOC-20210723-028.docx
+++ b/backend/data/corpus/DOC-20210723-028.docx
@@ -31,7 +31,7 @@
           <w:b/>
           <w:sz w:val="21"/>
         </w:rPr>
-        <w:t>HCP: Xiomara Eversholt, MD, Juniper Flats Neurology Partners, Albany, NY (RSM)</w:t>
+        <w:t>HCP: Yannick Nakagawa, MD, Granite Bay Epilepsy Center, Toledo, OH (RSM)</w:t>
       </w:r>
     </w:p>
     <w:p>
@@ -46,7 +46,7 @@
         <w:rPr>
           <w:sz w:val="21"/>
         </w:rPr>
-        <w:t>A fragmented visit over quick coffee; schedule was tight.</w:t>
+        <w:t>Most of discussion was about pt portal, which went live without much warning.</w:t>
       </w:r>
     </w:p>
     <w:p>
@@ -61,7 +61,7 @@
         <w:rPr>
           <w:sz w:val="21"/>
         </w:rPr>
-        <w:t>Described practice as early in its experience here, with nothing to report yet.</w:t>
+        <w:t>Benefit verification is the step that most often delays start here.</w:t>
       </w:r>
     </w:p>
     <w:p>
@@ -76,7 +76,7 @@
         <w:rPr>
           <w:sz w:val="21"/>
         </w:rPr>
-        <w:t>The prior-authorization workflow changed again last month, and that took up first part of convo.</w:t>
+        <w:t>Onboarding a front-desk coordinator is current preoccupation here.</w:t>
       </w:r>
     </w:p>
     <w:p>
@@ -91,22 +91,7 @@
         <w:rPr>
           <w:sz w:val="21"/>
         </w:rPr>
-        <w:t>Asked whether I would be at meeting later this year.</w:t>
-      </w:r>
-    </w:p>
-    <w:p>
-      <w:r>
-        <w:rPr>
-          <w:sz w:val="21"/>
-        </w:rPr>
-      </w:r>
-    </w:p>
-    <w:p>
-      <w:r>
-        <w:rPr>
-          <w:sz w:val="21"/>
-        </w:rPr>
-        <w:t>Monitoring intervals during titration are set by clinic routine here rather than by protocol.</w:t>
+        <w:t>Referral patterns into this clinic have changed, and surgical workup list is bigger share than it was.</w:t>
       </w:r>
     </w:p>
     <w:sectPr>
